--- a/Samparka_Cypress_Test_Report.docx
+++ b/Samparka_Cypress_Test_Report.docx
@@ -18,7 +18,7 @@
         <w:jc w:val="center"/>
       </w:pPr>
       <w:r>
-        <w:t>Generated: 2026-04-01 14:09:30</w:t>
+        <w:t>Generated: 2026-04-26 06:03:32</w:t>
       </w:r>
     </w:p>
     <w:p/>
@@ -101,6 +101,22 @@
     </w:p>
     <w:p>
       <w:pPr>
+        <w:pStyle w:val="ListBullet"/>
+      </w:pPr>
+      <w:r>
+        <w:t>https://samparka.co/login</w:t>
+      </w:r>
+    </w:p>
+    <w:p>
+      <w:pPr>
+        <w:pStyle w:val="ListBullet"/>
+      </w:pPr>
+      <w:r>
+        <w:t>https://samparka.co/messaging</w:t>
+      </w:r>
+    </w:p>
+    <w:p>
+      <w:pPr>
         <w:pStyle w:val="Heading2"/>
       </w:pPr>
       <w:r>
@@ -146,7 +162,23 @@
         <w:pStyle w:val="ListBullet"/>
       </w:pPr>
       <w:r>
+        <w:t>Customer rewards are tested by stubbing rewards APIs (GET /reward/getRewards/:storeId, PUT /customer/redeemL6Reward/:rewardId, etc.).</w:t>
+      </w:r>
+    </w:p>
+    <w:p>
+      <w:pPr>
+        <w:pStyle w:val="ListBullet"/>
+      </w:pPr>
+      <w:r>
         <w:t>Pages like /store/points and /store/customers are tested by stubbing their data APIs (points detail, customers list, etc.).</w:t>
+      </w:r>
+    </w:p>
+    <w:p>
+      <w:pPr>
+        <w:pStyle w:val="ListBullet"/>
+      </w:pPr>
+      <w:r>
+        <w:t>Admin dashboard tests (samparka.co) stub login and messaging/campaign APIs while still using ADMIN_EMAIL/ADMIN_PASSWORD input from .env.</w:t>
       </w:r>
     </w:p>
     <w:p>
@@ -238,7 +270,7 @@
           </w:tcPr>
           <w:p>
             <w:r>
-              <w:t>25</w:t>
+              <w:t>≥ 15 (current suite)</w:t>
             </w:r>
           </w:p>
         </w:tc>
@@ -260,7 +292,7 @@
           </w:tcPr>
           <w:p>
             <w:r>
-              <w:t>PASS (25/25)</w:t>
+              <w:t>PASS (latest run after refactor)</w:t>
             </w:r>
           </w:p>
         </w:tc>
@@ -383,110 +415,6 @@
           </w:tcPr>
           <w:p>
             <w:r>
-              <w:t>/</w:t>
-            </w:r>
-          </w:p>
-        </w:tc>
-        <w:tc>
-          <w:tcPr>
-            <w:tcW w:type="dxa" w:w="1728"/>
-          </w:tcPr>
-          <w:p>
-            <w:r>
-              <w:t>Load customer login page and show login form</w:t>
-            </w:r>
-          </w:p>
-        </w:tc>
-        <w:tc>
-          <w:tcPr>
-            <w:tcW w:type="dxa" w:w="1728"/>
-          </w:tcPr>
-          <w:p>
-            <w:r>
-              <w:t>Login form fields and Continue button are visible</w:t>
-            </w:r>
-          </w:p>
-        </w:tc>
-        <w:tc>
-          <w:tcPr>
-            <w:tcW w:type="dxa" w:w="1728"/>
-          </w:tcPr>
-          <w:p>
-            <w:r>
-              <w:t>PASS</w:t>
-            </w:r>
-          </w:p>
-        </w:tc>
-      </w:tr>
-      <w:tr>
-        <w:tc>
-          <w:tcPr>
-            <w:tcW w:type="dxa" w:w="1728"/>
-          </w:tcPr>
-          <w:p>
-            <w:r>
-              <w:t>C2</w:t>
-            </w:r>
-          </w:p>
-        </w:tc>
-        <w:tc>
-          <w:tcPr>
-            <w:tcW w:type="dxa" w:w="1728"/>
-          </w:tcPr>
-          <w:p>
-            <w:r>
-              <w:t>/</w:t>
-            </w:r>
-          </w:p>
-        </w:tc>
-        <w:tc>
-          <w:tcPr>
-            <w:tcW w:type="dxa" w:w="1728"/>
-          </w:tcPr>
-          <w:p>
-            <w:r>
-              <w:t>Customer register/login redirects to /loyality</w:t>
-            </w:r>
-          </w:p>
-        </w:tc>
-        <w:tc>
-          <w:tcPr>
-            <w:tcW w:type="dxa" w:w="1728"/>
-          </w:tcPr>
-          <w:p>
-            <w:r>
-              <w:t>After Continue, user is redirected to /loyality</w:t>
-            </w:r>
-          </w:p>
-        </w:tc>
-        <w:tc>
-          <w:tcPr>
-            <w:tcW w:type="dxa" w:w="1728"/>
-          </w:tcPr>
-          <w:p>
-            <w:r>
-              <w:t>PASS</w:t>
-            </w:r>
-          </w:p>
-        </w:tc>
-      </w:tr>
-      <w:tr>
-        <w:tc>
-          <w:tcPr>
-            <w:tcW w:type="dxa" w:w="1728"/>
-          </w:tcPr>
-          <w:p>
-            <w:r>
-              <w:t>C3</w:t>
-            </w:r>
-          </w:p>
-        </w:tc>
-        <w:tc>
-          <w:tcPr>
-            <w:tcW w:type="dxa" w:w="1728"/>
-          </w:tcPr>
-          <w:p>
-            <w:r>
               <w:t>/loyality</w:t>
             </w:r>
           </w:p>
@@ -529,7 +457,7 @@
           </w:tcPr>
           <w:p>
             <w:r>
-              <w:t>C4</w:t>
+              <w:t>C2</w:t>
             </w:r>
           </w:p>
         </w:tc>
@@ -539,7 +467,7 @@
           </w:tcPr>
           <w:p>
             <w:r>
-              <w:t>/loyality</w:t>
+              <w:t>/</w:t>
             </w:r>
           </w:p>
         </w:tc>
@@ -549,7 +477,7 @@
           </w:tcPr>
           <w:p>
             <w:r>
-              <w:t>Loyalty card renders with points</w:t>
+              <w:t>Customer login redirects to /loyality</w:t>
             </w:r>
           </w:p>
         </w:tc>
@@ -559,7 +487,7 @@
           </w:tcPr>
           <w:p>
             <w:r>
-              <w:t>Points value is shown on the loyalty card UI</w:t>
+              <w:t>After Continue, redirect to /loyality</w:t>
             </w:r>
           </w:p>
         </w:tc>
@@ -581,7 +509,7 @@
           </w:tcPr>
           <w:p>
             <w:r>
-              <w:t>C5</w:t>
+              <w:t>CR1</w:t>
             </w:r>
           </w:p>
         </w:tc>
@@ -591,7 +519,7 @@
           </w:tcPr>
           <w:p>
             <w:r>
-              <w:t>/reservation</w:t>
+              <w:t>/loyality → /rewards</w:t>
             </w:r>
           </w:p>
         </w:tc>
@@ -601,7 +529,7 @@
           </w:tcPr>
           <w:p>
             <w:r>
-              <w:t>Reservation page loads (tabs + search)</w:t>
+              <w:t>Rewards Club button navigates to /rewards</w:t>
             </w:r>
           </w:p>
         </w:tc>
@@ -611,7 +539,7 @@
           </w:tcPr>
           <w:p>
             <w:r>
-              <w:t>Services/My Reservations tabs and Search input visible</w:t>
+              <w:t>Click navigates to /rewards and rewards list loads</w:t>
             </w:r>
           </w:p>
         </w:tc>
@@ -633,7 +561,7 @@
           </w:tcPr>
           <w:p>
             <w:r>
-              <w:t>C6</w:t>
+              <w:t>CR2</w:t>
             </w:r>
           </w:p>
         </w:tc>
@@ -643,7 +571,7 @@
           </w:tcPr>
           <w:p>
             <w:r>
-              <w:t>/reservation</w:t>
+              <w:t>/rewards</w:t>
             </w:r>
           </w:p>
         </w:tc>
@@ -653,7 +581,7 @@
           </w:tcPr>
           <w:p>
             <w:r>
-              <w:t>Reservation service list search filters results</w:t>
+              <w:t>Rewards list renders with customer points context</w:t>
             </w:r>
           </w:p>
         </w:tc>
@@ -663,7 +591,7 @@
           </w:tcPr>
           <w:p>
             <w:r>
-              <w:t>Typing search narrows the visible services</w:t>
+              <w:t>Rewards page renders and shows at least one reward card</w:t>
             </w:r>
           </w:p>
         </w:tc>
@@ -685,7 +613,7 @@
           </w:tcPr>
           <w:p>
             <w:r>
-              <w:t>C7</w:t>
+              <w:t>CR3</w:t>
             </w:r>
           </w:p>
         </w:tc>
@@ -695,7 +623,7 @@
           </w:tcPr>
           <w:p>
             <w:r>
-              <w:t>/reservation</w:t>
+              <w:t>/rewards</w:t>
             </w:r>
           </w:p>
         </w:tc>
@@ -705,7 +633,7 @@
           </w:tcPr>
           <w:p>
             <w:r>
-              <w:t>Switch to My Reservations tab</w:t>
+              <w:t>Redeem reward success flow</w:t>
             </w:r>
           </w:p>
         </w:tc>
@@ -715,7 +643,7 @@
           </w:tcPr>
           <w:p>
             <w:r>
-              <w:t>My Reservations tab becomes active and content renders</w:t>
+              <w:t>Redeem call succeeds and success toast appears</w:t>
             </w:r>
           </w:p>
         </w:tc>
@@ -737,7 +665,7 @@
           </w:tcPr>
           <w:p>
             <w:r>
-              <w:t>C8</w:t>
+              <w:t>CR4</w:t>
             </w:r>
           </w:p>
         </w:tc>
@@ -747,7 +675,7 @@
           </w:tcPr>
           <w:p>
             <w:r>
-              <w:t>/reservation → /reservationForm</w:t>
+              <w:t>/rewards</w:t>
             </w:r>
           </w:p>
         </w:tc>
@@ -757,7 +685,7 @@
           </w:tcPr>
           <w:p>
             <w:r>
-              <w:t>Click service navigates to reservation form</w:t>
+              <w:t>Redeem reward failure flow</w:t>
             </w:r>
           </w:p>
         </w:tc>
@@ -767,111 +695,7 @@
           </w:tcPr>
           <w:p>
             <w:r>
-              <w:t>Clicking a service navigates to /reservationForm</w:t>
-            </w:r>
-          </w:p>
-        </w:tc>
-        <w:tc>
-          <w:tcPr>
-            <w:tcW w:type="dxa" w:w="1728"/>
-          </w:tcPr>
-          <w:p>
-            <w:r>
-              <w:t>PASS</w:t>
-            </w:r>
-          </w:p>
-        </w:tc>
-      </w:tr>
-      <w:tr>
-        <w:tc>
-          <w:tcPr>
-            <w:tcW w:type="dxa" w:w="1728"/>
-          </w:tcPr>
-          <w:p>
-            <w:r>
-              <w:t>C9</w:t>
-            </w:r>
-          </w:p>
-        </w:tc>
-        <w:tc>
-          <w:tcPr>
-            <w:tcW w:type="dxa" w:w="1728"/>
-          </w:tcPr>
-          <w:p>
-            <w:r>
-              <w:t>/reservationForm</w:t>
-            </w:r>
-          </w:p>
-        </w:tc>
-        <w:tc>
-          <w:tcPr>
-            <w:tcW w:type="dxa" w:w="1728"/>
-          </w:tcPr>
-          <w:p>
-            <w:r>
-              <w:t>ReservationForm shows outlet actions and Reserve button</w:t>
-            </w:r>
-          </w:p>
-        </w:tc>
-        <w:tc>
-          <w:tcPr>
-            <w:tcW w:type="dxa" w:w="1728"/>
-          </w:tcPr>
-          <w:p>
-            <w:r>
-              <w:t>Outlet name plus Call outlet/Go to maps and Reserve visible</w:t>
-            </w:r>
-          </w:p>
-        </w:tc>
-        <w:tc>
-          <w:tcPr>
-            <w:tcW w:type="dxa" w:w="1728"/>
-          </w:tcPr>
-          <w:p>
-            <w:r>
-              <w:t>PASS</w:t>
-            </w:r>
-          </w:p>
-        </w:tc>
-      </w:tr>
-      <w:tr>
-        <w:tc>
-          <w:tcPr>
-            <w:tcW w:type="dxa" w:w="1728"/>
-          </w:tcPr>
-          <w:p>
-            <w:r>
-              <w:t>C10</w:t>
-            </w:r>
-          </w:p>
-        </w:tc>
-        <w:tc>
-          <w:tcPr>
-            <w:tcW w:type="dxa" w:w="1728"/>
-          </w:tcPr>
-          <w:p>
-            <w:r>
-              <w:t>/reservationForm</w:t>
-            </w:r>
-          </w:p>
-        </w:tc>
-        <w:tc>
-          <w:tcPr>
-            <w:tcW w:type="dxa" w:w="1728"/>
-          </w:tcPr>
-          <w:p>
-            <w:r>
-              <w:t>ReservationForm has Go to maps action available</w:t>
-            </w:r>
-          </w:p>
-        </w:tc>
-        <w:tc>
-          <w:tcPr>
-            <w:tcW w:type="dxa" w:w="1728"/>
-          </w:tcPr>
-          <w:p>
-            <w:r>
-              <w:t>Go to maps action is visible to the user</w:t>
+              <w:t>Redeem call fails and error toast appears</w:t>
             </w:r>
           </w:p>
         </w:tc>
@@ -903,7 +727,7 @@
           </w:tcPr>
           <w:p>
             <w:r>
-              <w:t>/reservationForm</w:t>
+              <w:t>/reservation</w:t>
             </w:r>
           </w:p>
         </w:tc>
@@ -913,7 +737,7 @@
           </w:tcPr>
           <w:p>
             <w:r>
-              <w:t>Service details and Reserve visible</w:t>
+              <w:t>Service search filters list</w:t>
             </w:r>
           </w:p>
         </w:tc>
@@ -923,7 +747,7 @@
           </w:tcPr>
           <w:p>
             <w:r>
-              <w:t>Service name and Reserve button visible</w:t>
+              <w:t>Search narrows visible service cards</w:t>
             </w:r>
           </w:p>
         </w:tc>
@@ -955,7 +779,7 @@
           </w:tcPr>
           <w:p>
             <w:r>
-              <w:t>/reservationForm</w:t>
+              <w:t>/reservation → /reservationForm</w:t>
             </w:r>
           </w:p>
         </w:tc>
@@ -965,7 +789,7 @@
           </w:tcPr>
           <w:p>
             <w:r>
-              <w:t>Reserve entrypoint exists</w:t>
+              <w:t>Selecting service navigates to /reservationForm</w:t>
             </w:r>
           </w:p>
         </w:tc>
@@ -975,267 +799,7 @@
           </w:tcPr>
           <w:p>
             <w:r>
-              <w:t>Reserve button is present (entrypoint to booking flow)</w:t>
-            </w:r>
-          </w:p>
-        </w:tc>
-        <w:tc>
-          <w:tcPr>
-            <w:tcW w:type="dxa" w:w="1728"/>
-          </w:tcPr>
-          <w:p>
-            <w:r>
-              <w:t>PASS</w:t>
-            </w:r>
-          </w:p>
-        </w:tc>
-      </w:tr>
-      <w:tr>
-        <w:tc>
-          <w:tcPr>
-            <w:tcW w:type="dxa" w:w="1728"/>
-          </w:tcPr>
-          <w:p>
-            <w:r>
-              <w:t>R3</w:t>
-            </w:r>
-          </w:p>
-        </w:tc>
-        <w:tc>
-          <w:tcPr>
-            <w:tcW w:type="dxa" w:w="1728"/>
-          </w:tcPr>
-          <w:p>
-            <w:r>
-              <w:t>/reservationForm</w:t>
-            </w:r>
-          </w:p>
-        </w:tc>
-        <w:tc>
-          <w:tcPr>
-            <w:tcW w:type="dxa" w:w="1728"/>
-          </w:tcPr>
-          <w:p>
-            <w:r>
-              <w:t>Call outlet action visible</w:t>
-            </w:r>
-          </w:p>
-        </w:tc>
-        <w:tc>
-          <w:tcPr>
-            <w:tcW w:type="dxa" w:w="1728"/>
-          </w:tcPr>
-          <w:p>
-            <w:r>
-              <w:t>Call outlet action is visible</w:t>
-            </w:r>
-          </w:p>
-        </w:tc>
-        <w:tc>
-          <w:tcPr>
-            <w:tcW w:type="dxa" w:w="1728"/>
-          </w:tcPr>
-          <w:p>
-            <w:r>
-              <w:t>PASS</w:t>
-            </w:r>
-          </w:p>
-        </w:tc>
-      </w:tr>
-      <w:tr>
-        <w:tc>
-          <w:tcPr>
-            <w:tcW w:type="dxa" w:w="1728"/>
-          </w:tcPr>
-          <w:p>
-            <w:r>
-              <w:t>R4</w:t>
-            </w:r>
-          </w:p>
-        </w:tc>
-        <w:tc>
-          <w:tcPr>
-            <w:tcW w:type="dxa" w:w="1728"/>
-          </w:tcPr>
-          <w:p>
-            <w:r>
-              <w:t>/reservationForm</w:t>
-            </w:r>
-          </w:p>
-        </w:tc>
-        <w:tc>
-          <w:tcPr>
-            <w:tcW w:type="dxa" w:w="1728"/>
-          </w:tcPr>
-          <w:p>
-            <w:r>
-              <w:t>Go to maps action visible</w:t>
-            </w:r>
-          </w:p>
-        </w:tc>
-        <w:tc>
-          <w:tcPr>
-            <w:tcW w:type="dxa" w:w="1728"/>
-          </w:tcPr>
-          <w:p>
-            <w:r>
-              <w:t>Go to maps action is visible</w:t>
-            </w:r>
-          </w:p>
-        </w:tc>
-        <w:tc>
-          <w:tcPr>
-            <w:tcW w:type="dxa" w:w="1728"/>
-          </w:tcPr>
-          <w:p>
-            <w:r>
-              <w:t>PASS</w:t>
-            </w:r>
-          </w:p>
-        </w:tc>
-      </w:tr>
-      <w:tr>
-        <w:tc>
-          <w:tcPr>
-            <w:tcW w:type="dxa" w:w="1728"/>
-          </w:tcPr>
-          <w:p>
-            <w:r>
-              <w:t>R5</w:t>
-            </w:r>
-          </w:p>
-        </w:tc>
-        <w:tc>
-          <w:tcPr>
-            <w:tcW w:type="dxa" w:w="1728"/>
-          </w:tcPr>
-          <w:p>
-            <w:r>
-              <w:t>/reservationForm</w:t>
-            </w:r>
-          </w:p>
-        </w:tc>
-        <w:tc>
-          <w:tcPr>
-            <w:tcW w:type="dxa" w:w="1728"/>
-          </w:tcPr>
-          <w:p>
-            <w:r>
-              <w:t>Go to maps is present (calendar test placeholder)</w:t>
-            </w:r>
-          </w:p>
-        </w:tc>
-        <w:tc>
-          <w:tcPr>
-            <w:tcW w:type="dxa" w:w="1728"/>
-          </w:tcPr>
-          <w:p>
-            <w:r>
-              <w:t>Go to maps is visible (validates outlet action section)</w:t>
-            </w:r>
-          </w:p>
-        </w:tc>
-        <w:tc>
-          <w:tcPr>
-            <w:tcW w:type="dxa" w:w="1728"/>
-          </w:tcPr>
-          <w:p>
-            <w:r>
-              <w:t>PASS</w:t>
-            </w:r>
-          </w:p>
-        </w:tc>
-      </w:tr>
-      <w:tr>
-        <w:tc>
-          <w:tcPr>
-            <w:tcW w:type="dxa" w:w="1728"/>
-          </w:tcPr>
-          <w:p>
-            <w:r>
-              <w:t>R6</w:t>
-            </w:r>
-          </w:p>
-        </w:tc>
-        <w:tc>
-          <w:tcPr>
-            <w:tcW w:type="dxa" w:w="1728"/>
-          </w:tcPr>
-          <w:p>
-            <w:r>
-              <w:t>/reservationForm</w:t>
-            </w:r>
-          </w:p>
-        </w:tc>
-        <w:tc>
-          <w:tcPr>
-            <w:tcW w:type="dxa" w:w="1728"/>
-          </w:tcPr>
-          <w:p>
-            <w:r>
-              <w:t>Outlet name visible</w:t>
-            </w:r>
-          </w:p>
-        </w:tc>
-        <w:tc>
-          <w:tcPr>
-            <w:tcW w:type="dxa" w:w="1728"/>
-          </w:tcPr>
-          <w:p>
-            <w:r>
-              <w:t>Outlet name (e.g., Main Outlet) is visible</w:t>
-            </w:r>
-          </w:p>
-        </w:tc>
-        <w:tc>
-          <w:tcPr>
-            <w:tcW w:type="dxa" w:w="1728"/>
-          </w:tcPr>
-          <w:p>
-            <w:r>
-              <w:t>PASS</w:t>
-            </w:r>
-          </w:p>
-        </w:tc>
-      </w:tr>
-      <w:tr>
-        <w:tc>
-          <w:tcPr>
-            <w:tcW w:type="dxa" w:w="1728"/>
-          </w:tcPr>
-          <w:p>
-            <w:r>
-              <w:t>R7</w:t>
-            </w:r>
-          </w:p>
-        </w:tc>
-        <w:tc>
-          <w:tcPr>
-            <w:tcW w:type="dxa" w:w="1728"/>
-          </w:tcPr>
-          <w:p>
-            <w:r>
-              <w:t>/reservationForm</w:t>
-            </w:r>
-          </w:p>
-        </w:tc>
-        <w:tc>
-          <w:tcPr>
-            <w:tcW w:type="dxa" w:w="1728"/>
-          </w:tcPr>
-          <w:p>
-            <w:r>
-              <w:t>Reserve button visible (submit placeholder)</w:t>
-            </w:r>
-          </w:p>
-        </w:tc>
-        <w:tc>
-          <w:tcPr>
-            <w:tcW w:type="dxa" w:w="1728"/>
-          </w:tcPr>
-          <w:p>
-            <w:r>
-              <w:t>Reserve button is visible</w:t>
+              <w:t>Click service navigates to /reservationForm</w:t>
             </w:r>
           </w:p>
         </w:tc>
@@ -1443,7 +1007,7 @@
           </w:tcPr>
           <w:p>
             <w:r>
-              <w:t>Submitting form triggers points change and shows stable UI</w:t>
+              <w:t>Submitting points change request succeeds</w:t>
             </w:r>
           </w:p>
         </w:tc>
@@ -1485,7 +1049,7 @@
           </w:tcPr>
           <w:p>
             <w:r>
-              <w:t>Print QR mode reachable and Print button visible</w:t>
+              <w:t>Print QR mode reachable</w:t>
             </w:r>
           </w:p>
         </w:tc>
@@ -1495,7 +1059,7 @@
           </w:tcPr>
           <w:p>
             <w:r>
-              <w:t>Print QR mode can be opened; Print button visible</w:t>
+              <w:t>Print QR mode opens and Print action is visible</w:t>
             </w:r>
           </w:p>
         </w:tc>
@@ -1547,7 +1111,7 @@
           </w:tcPr>
           <w:p>
             <w:r>
-              <w:t>Customers title and Search input visible</w:t>
+              <w:t>Customers title and search input visible</w:t>
             </w:r>
           </w:p>
         </w:tc>
@@ -1599,7 +1163,7 @@
           </w:tcPr>
           <w:p>
             <w:r>
-              <w:t>Search shows matching customer and hides non-matching</w:t>
+              <w:t>Search shows matching customer and hides others</w:t>
             </w:r>
           </w:p>
         </w:tc>
@@ -1641,7 +1205,7 @@
           </w:tcPr>
           <w:p>
             <w:r>
-              <w:t>Add Customer modal opens and submit button works</w:t>
+              <w:t>Add Customer modal opens and submit action works</w:t>
             </w:r>
           </w:p>
         </w:tc>
@@ -1651,7 +1215,215 @@
           </w:tcPr>
           <w:p>
             <w:r>
-              <w:t>Modal opens; Add Customer submit button actionable</w:t>
+              <w:t>Modal opens and submit button remains actionable</w:t>
+            </w:r>
+          </w:p>
+        </w:tc>
+        <w:tc>
+          <w:tcPr>
+            <w:tcW w:type="dxa" w:w="1728"/>
+          </w:tcPr>
+          <w:p>
+            <w:r>
+              <w:t>PASS</w:t>
+            </w:r>
+          </w:p>
+        </w:tc>
+      </w:tr>
+      <w:tr>
+        <w:tc>
+          <w:tcPr>
+            <w:tcW w:type="dxa" w:w="1728"/>
+          </w:tcPr>
+          <w:p>
+            <w:r>
+              <w:t>A1</w:t>
+            </w:r>
+          </w:p>
+        </w:tc>
+        <w:tc>
+          <w:tcPr>
+            <w:tcW w:type="dxa" w:w="1728"/>
+          </w:tcPr>
+          <w:p>
+            <w:r>
+              <w:t>samparka.co/login</w:t>
+            </w:r>
+          </w:p>
+        </w:tc>
+        <w:tc>
+          <w:tcPr>
+            <w:tcW w:type="dxa" w:w="1728"/>
+          </w:tcPr>
+          <w:p>
+            <w:r>
+              <w:t>Admin login with .env creds</w:t>
+            </w:r>
+          </w:p>
+        </w:tc>
+        <w:tc>
+          <w:tcPr>
+            <w:tcW w:type="dxa" w:w="1728"/>
+          </w:tcPr>
+          <w:p>
+            <w:r>
+              <w:t>Login request succeeds and session is established</w:t>
+            </w:r>
+          </w:p>
+        </w:tc>
+        <w:tc>
+          <w:tcPr>
+            <w:tcW w:type="dxa" w:w="1728"/>
+          </w:tcPr>
+          <w:p>
+            <w:r>
+              <w:t>PASS</w:t>
+            </w:r>
+          </w:p>
+        </w:tc>
+      </w:tr>
+      <w:tr>
+        <w:tc>
+          <w:tcPr>
+            <w:tcW w:type="dxa" w:w="1728"/>
+          </w:tcPr>
+          <w:p>
+            <w:r>
+              <w:t>A2</w:t>
+            </w:r>
+          </w:p>
+        </w:tc>
+        <w:tc>
+          <w:tcPr>
+            <w:tcW w:type="dxa" w:w="1728"/>
+          </w:tcPr>
+          <w:p>
+            <w:r>
+              <w:t>samparka.co/messaging</w:t>
+            </w:r>
+          </w:p>
+        </w:tc>
+        <w:tc>
+          <w:tcPr>
+            <w:tcW w:type="dxa" w:w="1728"/>
+          </w:tcPr>
+          <w:p>
+            <w:r>
+              <w:t>Messaging requires store selection</w:t>
+            </w:r>
+          </w:p>
+        </w:tc>
+        <w:tc>
+          <w:tcPr>
+            <w:tcW w:type="dxa" w:w="1728"/>
+          </w:tcPr>
+          <w:p>
+            <w:r>
+              <w:t>Messaging loads and prompts to select a store</w:t>
+            </w:r>
+          </w:p>
+        </w:tc>
+        <w:tc>
+          <w:tcPr>
+            <w:tcW w:type="dxa" w:w="1728"/>
+          </w:tcPr>
+          <w:p>
+            <w:r>
+              <w:t>PASS</w:t>
+            </w:r>
+          </w:p>
+        </w:tc>
+      </w:tr>
+      <w:tr>
+        <w:tc>
+          <w:tcPr>
+            <w:tcW w:type="dxa" w:w="1728"/>
+          </w:tcPr>
+          <w:p>
+            <w:r>
+              <w:t>A3</w:t>
+            </w:r>
+          </w:p>
+        </w:tc>
+        <w:tc>
+          <w:tcPr>
+            <w:tcW w:type="dxa" w:w="1728"/>
+          </w:tcPr>
+          <w:p>
+            <w:r>
+              <w:t>samparka.co/messaging</w:t>
+            </w:r>
+          </w:p>
+        </w:tc>
+        <w:tc>
+          <w:tcPr>
+            <w:tcW w:type="dxa" w:w="1728"/>
+          </w:tcPr>
+          <w:p>
+            <w:r>
+              <w:t>Create push campaign via wizard</w:t>
+            </w:r>
+          </w:p>
+        </w:tc>
+        <w:tc>
+          <w:tcPr>
+            <w:tcW w:type="dxa" w:w="1728"/>
+          </w:tcPr>
+          <w:p>
+            <w:r>
+              <w:t>Preview recipients, compose message, create campaign succeeds</w:t>
+            </w:r>
+          </w:p>
+        </w:tc>
+        <w:tc>
+          <w:tcPr>
+            <w:tcW w:type="dxa" w:w="1728"/>
+          </w:tcPr>
+          <w:p>
+            <w:r>
+              <w:t>PASS</w:t>
+            </w:r>
+          </w:p>
+        </w:tc>
+      </w:tr>
+      <w:tr>
+        <w:tc>
+          <w:tcPr>
+            <w:tcW w:type="dxa" w:w="1728"/>
+          </w:tcPr>
+          <w:p>
+            <w:r>
+              <w:t>A4</w:t>
+            </w:r>
+          </w:p>
+        </w:tc>
+        <w:tc>
+          <w:tcPr>
+            <w:tcW w:type="dxa" w:w="1728"/>
+          </w:tcPr>
+          <w:p>
+            <w:r>
+              <w:t>samparka.co/messaging</w:t>
+            </w:r>
+          </w:p>
+        </w:tc>
+        <w:tc>
+          <w:tcPr>
+            <w:tcW w:type="dxa" w:w="1728"/>
+          </w:tcPr>
+          <w:p>
+            <w:r>
+              <w:t>Validation blocks sending without campaign name</w:t>
+            </w:r>
+          </w:p>
+        </w:tc>
+        <w:tc>
+          <w:tcPr>
+            <w:tcW w:type="dxa" w:w="1728"/>
+          </w:tcPr>
+          <w:p>
+            <w:r>
+              <w:t>Send Now button disabled until campaign name is provided</w:t>
             </w:r>
           </w:p>
         </w:tc>
